--- a/documentos/Entrega 2/Teste de Qualidade de Software (DevOps)/Entrega DevOps.docx
+++ b/documentos/Entrega 2/Teste de Qualidade de Software (DevOps)/Entrega DevOps.docx
@@ -766,8 +766,8 @@
         </w:rPr>
       </w:pPr>
     </w:p>
-    <w:bookmarkStart w:id="0" w:name="_Toc137010869" w:displacedByCustomXml="next"/>
-    <w:bookmarkStart w:id="1" w:name="_Toc146043530" w:displacedByCustomXml="next"/>
+    <w:bookmarkStart w:id="0" w:name="_Toc146043530" w:displacedByCustomXml="next"/>
+    <w:bookmarkStart w:id="1" w:name="_Toc137010869" w:displacedByCustomXml="next"/>
     <w:sdt>
       <w:sdtPr>
         <w:rPr>
@@ -2176,7 +2176,7 @@
           <v:shape id="_x0000_i1026" type="#_x0000_t75" style="width:60.75pt;height:40.5pt" o:ole="">
             <v:imagedata r:id="rId12" o:title=""/>
           </v:shape>
-          <o:OLEObject Type="Embed" ProgID="Package" ShapeID="_x0000_i1026" DrawAspect="Content" ObjectID="_1840026319" r:id="rId13"/>
+          <o:OLEObject Type="Embed" ProgID="Package" ShapeID="_x0000_i1026" DrawAspect="Content" ObjectID="_1840038689" r:id="rId13"/>
         </w:object>
       </w:r>
     </w:p>
@@ -3003,7 +3003,13 @@
       <w:bookmarkStart w:id="9" w:name="_Toc177380675"/>
       <w:bookmarkStart w:id="10" w:name="_Toc223377769"/>
       <w:r>
-        <w:t>Apresentar 2 testes unitários.</w:t>
+        <w:t xml:space="preserve">Apresentar </w:t>
+      </w:r>
+      <w:r>
+        <w:t>4</w:t>
+      </w:r>
+      <w:r>
+        <w:t xml:space="preserve"> testes unitários.</w:t>
       </w:r>
       <w:bookmarkEnd w:id="9"/>
       <w:bookmarkEnd w:id="10"/>
@@ -3085,6 +3091,1760 @@
       </w:r>
     </w:p>
     <w:p>
+      <w:pPr>
+        <w:pStyle w:val="NormalWeb"/>
+      </w:pPr>
+    </w:p>
+    <w:p>
+      <w:pPr>
+        <w:pStyle w:val="NormalWeb"/>
+      </w:pPr>
+    </w:p>
+    <w:p>
+      <w:pPr>
+        <w:pStyle w:val="NormalWeb"/>
+      </w:pPr>
+      <w:proofErr w:type="spellStart"/>
+      <w:r>
+        <w:t>import</w:t>
+      </w:r>
+      <w:proofErr w:type="spellEnd"/>
+      <w:r>
+        <w:t xml:space="preserve"> </w:t>
+      </w:r>
+      <w:proofErr w:type="gramStart"/>
+      <w:r>
+        <w:t>{ Test</w:t>
+      </w:r>
+      <w:proofErr w:type="gramEnd"/>
+      <w:r>
+        <w:t xml:space="preserve">, </w:t>
+      </w:r>
+      <w:proofErr w:type="spellStart"/>
+      <w:r>
+        <w:t>TestingModule</w:t>
+      </w:r>
+      <w:proofErr w:type="spellEnd"/>
+      <w:r>
+        <w:t xml:space="preserve"> } </w:t>
+      </w:r>
+      <w:proofErr w:type="spellStart"/>
+      <w:r>
+        <w:t>from</w:t>
+      </w:r>
+      <w:proofErr w:type="spellEnd"/>
+      <w:r>
+        <w:t xml:space="preserve"> '@</w:t>
+      </w:r>
+      <w:proofErr w:type="spellStart"/>
+      <w:r>
+        <w:t>nestjs</w:t>
+      </w:r>
+      <w:proofErr w:type="spellEnd"/>
+      <w:r>
+        <w:t>/</w:t>
+      </w:r>
+      <w:proofErr w:type="spellStart"/>
+      <w:r>
+        <w:t>testing</w:t>
+      </w:r>
+      <w:proofErr w:type="spellEnd"/>
+      <w:r>
+        <w:t>';</w:t>
+      </w:r>
+    </w:p>
+    <w:p>
+      <w:pPr>
+        <w:pStyle w:val="NormalWeb"/>
+      </w:pPr>
+      <w:proofErr w:type="spellStart"/>
+      <w:r>
+        <w:t>import</w:t>
+      </w:r>
+      <w:proofErr w:type="spellEnd"/>
+      <w:r>
+        <w:t xml:space="preserve"> </w:t>
+      </w:r>
+      <w:proofErr w:type="gramStart"/>
+      <w:r>
+        <w:t xml:space="preserve">{ </w:t>
+      </w:r>
+      <w:proofErr w:type="spellStart"/>
+      <w:r>
+        <w:t>PacientesService</w:t>
+      </w:r>
+      <w:proofErr w:type="spellEnd"/>
+      <w:proofErr w:type="gramEnd"/>
+      <w:r>
+        <w:t xml:space="preserve"> } </w:t>
+      </w:r>
+      <w:proofErr w:type="spellStart"/>
+      <w:r>
+        <w:t>from</w:t>
+      </w:r>
+      <w:proofErr w:type="spellEnd"/>
+      <w:r>
+        <w:t xml:space="preserve"> './</w:t>
+      </w:r>
+      <w:proofErr w:type="spellStart"/>
+      <w:r>
+        <w:t>pacientes.service</w:t>
+      </w:r>
+      <w:proofErr w:type="spellEnd"/>
+      <w:r>
+        <w:t>';</w:t>
+      </w:r>
+    </w:p>
+    <w:p>
+      <w:pPr>
+        <w:pStyle w:val="NormalWeb"/>
+      </w:pPr>
+      <w:proofErr w:type="spellStart"/>
+      <w:r>
+        <w:t>import</w:t>
+      </w:r>
+      <w:proofErr w:type="spellEnd"/>
+      <w:r>
+        <w:t xml:space="preserve"> </w:t>
+      </w:r>
+      <w:proofErr w:type="gramStart"/>
+      <w:r>
+        <w:t xml:space="preserve">{ </w:t>
+      </w:r>
+      <w:proofErr w:type="spellStart"/>
+      <w:r>
+        <w:t>PrismaService</w:t>
+      </w:r>
+      <w:proofErr w:type="spellEnd"/>
+      <w:proofErr w:type="gramEnd"/>
+      <w:r>
+        <w:t xml:space="preserve"> } </w:t>
+      </w:r>
+      <w:proofErr w:type="spellStart"/>
+      <w:r>
+        <w:t>from</w:t>
+      </w:r>
+      <w:proofErr w:type="spellEnd"/>
+      <w:r>
+        <w:t xml:space="preserve"> '../prisma/</w:t>
+      </w:r>
+      <w:proofErr w:type="spellStart"/>
+      <w:r>
+        <w:t>prisma.service</w:t>
+      </w:r>
+      <w:proofErr w:type="spellEnd"/>
+      <w:r>
+        <w:t>';</w:t>
+      </w:r>
+    </w:p>
+    <w:p>
+      <w:pPr>
+        <w:pStyle w:val="NormalWeb"/>
+      </w:pPr>
+    </w:p>
+    <w:p>
+      <w:pPr>
+        <w:pStyle w:val="NormalWeb"/>
+      </w:pPr>
+      <w:proofErr w:type="spellStart"/>
+      <w:proofErr w:type="gramStart"/>
+      <w:r>
+        <w:t>describe</w:t>
+      </w:r>
+      <w:proofErr w:type="spellEnd"/>
+      <w:r>
+        <w:t>(</w:t>
+      </w:r>
+      <w:proofErr w:type="gramEnd"/>
+      <w:r>
+        <w:t>'</w:t>
+      </w:r>
+      <w:proofErr w:type="spellStart"/>
+      <w:r>
+        <w:t>PacientesService</w:t>
+      </w:r>
+      <w:proofErr w:type="spellEnd"/>
+      <w:r>
+        <w:t>', () =&gt; {</w:t>
+      </w:r>
+    </w:p>
+    <w:p>
+      <w:pPr>
+        <w:pStyle w:val="NormalWeb"/>
+      </w:pPr>
+      <w:r>
+        <w:t xml:space="preserve">  </w:t>
+      </w:r>
+      <w:proofErr w:type="spellStart"/>
+      <w:r>
+        <w:t>let</w:t>
+      </w:r>
+      <w:proofErr w:type="spellEnd"/>
+      <w:r>
+        <w:t xml:space="preserve"> </w:t>
+      </w:r>
+      <w:proofErr w:type="spellStart"/>
+      <w:r>
+        <w:t>service</w:t>
+      </w:r>
+      <w:proofErr w:type="spellEnd"/>
+      <w:r>
+        <w:t xml:space="preserve">: </w:t>
+      </w:r>
+      <w:proofErr w:type="spellStart"/>
+      <w:r>
+        <w:t>PacientesService</w:t>
+      </w:r>
+      <w:proofErr w:type="spellEnd"/>
+      <w:r>
+        <w:t>;</w:t>
+      </w:r>
+    </w:p>
+    <w:p>
+      <w:pPr>
+        <w:pStyle w:val="NormalWeb"/>
+      </w:pPr>
+    </w:p>
+    <w:p>
+      <w:pPr>
+        <w:pStyle w:val="NormalWeb"/>
+      </w:pPr>
+      <w:r>
+        <w:t xml:space="preserve">  </w:t>
+      </w:r>
+      <w:proofErr w:type="spellStart"/>
+      <w:r>
+        <w:t>const</w:t>
+      </w:r>
+      <w:proofErr w:type="spellEnd"/>
+      <w:r>
+        <w:t xml:space="preserve"> </w:t>
+      </w:r>
+      <w:proofErr w:type="spellStart"/>
+      <w:r>
+        <w:t>prismaMock</w:t>
+      </w:r>
+      <w:proofErr w:type="spellEnd"/>
+      <w:r>
+        <w:t xml:space="preserve"> = {</w:t>
+      </w:r>
+    </w:p>
+    <w:p>
+      <w:pPr>
+        <w:pStyle w:val="NormalWeb"/>
+      </w:pPr>
+      <w:r>
+        <w:t>    paciente: {</w:t>
+      </w:r>
+    </w:p>
+    <w:p>
+      <w:pPr>
+        <w:pStyle w:val="NormalWeb"/>
+      </w:pPr>
+      <w:r>
+        <w:t xml:space="preserve">      </w:t>
+      </w:r>
+      <w:proofErr w:type="spellStart"/>
+      <w:r>
+        <w:t>create</w:t>
+      </w:r>
+      <w:proofErr w:type="spellEnd"/>
+      <w:r>
+        <w:t xml:space="preserve">: </w:t>
+      </w:r>
+      <w:proofErr w:type="spellStart"/>
+      <w:proofErr w:type="gramStart"/>
+      <w:r>
+        <w:t>jest.fn</w:t>
+      </w:r>
+      <w:proofErr w:type="spellEnd"/>
+      <w:proofErr w:type="gramEnd"/>
+      <w:r>
+        <w:t>(),</w:t>
+      </w:r>
+    </w:p>
+    <w:p>
+      <w:pPr>
+        <w:pStyle w:val="NormalWeb"/>
+      </w:pPr>
+      <w:r>
+        <w:t xml:space="preserve">      </w:t>
+      </w:r>
+      <w:proofErr w:type="spellStart"/>
+      <w:r>
+        <w:t>findMany</w:t>
+      </w:r>
+      <w:proofErr w:type="spellEnd"/>
+      <w:r>
+        <w:t xml:space="preserve">: </w:t>
+      </w:r>
+      <w:proofErr w:type="spellStart"/>
+      <w:proofErr w:type="gramStart"/>
+      <w:r>
+        <w:t>jest.fn</w:t>
+      </w:r>
+      <w:proofErr w:type="spellEnd"/>
+      <w:proofErr w:type="gramEnd"/>
+      <w:r>
+        <w:t>(),</w:t>
+      </w:r>
+    </w:p>
+    <w:p>
+      <w:pPr>
+        <w:pStyle w:val="NormalWeb"/>
+      </w:pPr>
+      <w:r>
+        <w:t xml:space="preserve">      update: </w:t>
+      </w:r>
+      <w:proofErr w:type="spellStart"/>
+      <w:proofErr w:type="gramStart"/>
+      <w:r>
+        <w:t>jest.fn</w:t>
+      </w:r>
+      <w:proofErr w:type="spellEnd"/>
+      <w:proofErr w:type="gramEnd"/>
+      <w:r>
+        <w:t>(),</w:t>
+      </w:r>
+    </w:p>
+    <w:p>
+      <w:pPr>
+        <w:pStyle w:val="NormalWeb"/>
+      </w:pPr>
+      <w:r>
+        <w:t xml:space="preserve">      delete: </w:t>
+      </w:r>
+      <w:proofErr w:type="spellStart"/>
+      <w:proofErr w:type="gramStart"/>
+      <w:r>
+        <w:t>jest.fn</w:t>
+      </w:r>
+      <w:proofErr w:type="spellEnd"/>
+      <w:proofErr w:type="gramEnd"/>
+      <w:r>
+        <w:t>(),</w:t>
+      </w:r>
+    </w:p>
+    <w:p>
+      <w:pPr>
+        <w:pStyle w:val="NormalWeb"/>
+      </w:pPr>
+      <w:r>
+        <w:t>    },</w:t>
+      </w:r>
+    </w:p>
+    <w:p>
+      <w:pPr>
+        <w:pStyle w:val="NormalWeb"/>
+      </w:pPr>
+      <w:r>
+        <w:t>  };</w:t>
+      </w:r>
+    </w:p>
+    <w:p>
+      <w:pPr>
+        <w:pStyle w:val="NormalWeb"/>
+      </w:pPr>
+    </w:p>
+    <w:p>
+      <w:pPr>
+        <w:pStyle w:val="NormalWeb"/>
+      </w:pPr>
+      <w:r>
+        <w:t xml:space="preserve">  </w:t>
+      </w:r>
+      <w:proofErr w:type="spellStart"/>
+      <w:proofErr w:type="gramStart"/>
+      <w:r>
+        <w:t>beforeEach</w:t>
+      </w:r>
+      <w:proofErr w:type="spellEnd"/>
+      <w:r>
+        <w:t>(</w:t>
+      </w:r>
+      <w:proofErr w:type="spellStart"/>
+      <w:proofErr w:type="gramEnd"/>
+      <w:r>
+        <w:t>async</w:t>
+      </w:r>
+      <w:proofErr w:type="spellEnd"/>
+      <w:r>
+        <w:t xml:space="preserve"> () =&gt; {</w:t>
+      </w:r>
+    </w:p>
+    <w:p>
+      <w:pPr>
+        <w:pStyle w:val="NormalWeb"/>
+      </w:pPr>
+      <w:r>
+        <w:lastRenderedPageBreak/>
+        <w:t xml:space="preserve">    </w:t>
+      </w:r>
+      <w:proofErr w:type="spellStart"/>
+      <w:r>
+        <w:t>const</w:t>
+      </w:r>
+      <w:proofErr w:type="spellEnd"/>
+      <w:r>
+        <w:t xml:space="preserve"> module: </w:t>
+      </w:r>
+      <w:proofErr w:type="spellStart"/>
+      <w:r>
+        <w:t>TestingModule</w:t>
+      </w:r>
+      <w:proofErr w:type="spellEnd"/>
+      <w:r>
+        <w:t xml:space="preserve"> = </w:t>
+      </w:r>
+      <w:proofErr w:type="spellStart"/>
+      <w:r>
+        <w:t>await</w:t>
+      </w:r>
+      <w:proofErr w:type="spellEnd"/>
+      <w:r>
+        <w:t xml:space="preserve"> </w:t>
+      </w:r>
+      <w:proofErr w:type="spellStart"/>
+      <w:r>
+        <w:t>Test.createTestingModule</w:t>
+      </w:r>
+      <w:proofErr w:type="spellEnd"/>
+      <w:r>
+        <w:t>({</w:t>
+      </w:r>
+    </w:p>
+    <w:p>
+      <w:pPr>
+        <w:pStyle w:val="NormalWeb"/>
+      </w:pPr>
+      <w:r>
+        <w:t xml:space="preserve">      </w:t>
+      </w:r>
+      <w:proofErr w:type="spellStart"/>
+      <w:r>
+        <w:t>providers</w:t>
+      </w:r>
+      <w:proofErr w:type="spellEnd"/>
+      <w:r>
+        <w:t>: [</w:t>
+      </w:r>
+    </w:p>
+    <w:p>
+      <w:pPr>
+        <w:pStyle w:val="NormalWeb"/>
+      </w:pPr>
+      <w:r>
+        <w:t xml:space="preserve">        </w:t>
+      </w:r>
+      <w:proofErr w:type="spellStart"/>
+      <w:r>
+        <w:t>PacientesService</w:t>
+      </w:r>
+      <w:proofErr w:type="spellEnd"/>
+      <w:r>
+        <w:t>,</w:t>
+      </w:r>
+    </w:p>
+    <w:p>
+      <w:pPr>
+        <w:pStyle w:val="NormalWeb"/>
+      </w:pPr>
+      <w:r>
+        <w:t>        {</w:t>
+      </w:r>
+    </w:p>
+    <w:p>
+      <w:pPr>
+        <w:pStyle w:val="NormalWeb"/>
+      </w:pPr>
+      <w:r>
+        <w:t xml:space="preserve">          </w:t>
+      </w:r>
+      <w:proofErr w:type="spellStart"/>
+      <w:r>
+        <w:t>provide</w:t>
+      </w:r>
+      <w:proofErr w:type="spellEnd"/>
+      <w:r>
+        <w:t xml:space="preserve">: </w:t>
+      </w:r>
+      <w:proofErr w:type="spellStart"/>
+      <w:r>
+        <w:t>PrismaService</w:t>
+      </w:r>
+      <w:proofErr w:type="spellEnd"/>
+      <w:r>
+        <w:t>,</w:t>
+      </w:r>
+    </w:p>
+    <w:p>
+      <w:pPr>
+        <w:pStyle w:val="NormalWeb"/>
+      </w:pPr>
+      <w:r>
+        <w:t xml:space="preserve">          </w:t>
+      </w:r>
+      <w:proofErr w:type="spellStart"/>
+      <w:r>
+        <w:t>useValue</w:t>
+      </w:r>
+      <w:proofErr w:type="spellEnd"/>
+      <w:r>
+        <w:t xml:space="preserve">: </w:t>
+      </w:r>
+      <w:proofErr w:type="spellStart"/>
+      <w:r>
+        <w:t>prismaMock</w:t>
+      </w:r>
+      <w:proofErr w:type="spellEnd"/>
+      <w:r>
+        <w:t>,</w:t>
+      </w:r>
+    </w:p>
+    <w:p>
+      <w:pPr>
+        <w:pStyle w:val="NormalWeb"/>
+      </w:pPr>
+      <w:r>
+        <w:t>        },</w:t>
+      </w:r>
+    </w:p>
+    <w:p>
+      <w:pPr>
+        <w:pStyle w:val="NormalWeb"/>
+      </w:pPr>
+      <w:r>
+        <w:t>      ],</w:t>
+      </w:r>
+    </w:p>
+    <w:p>
+      <w:pPr>
+        <w:pStyle w:val="NormalWeb"/>
+      </w:pPr>
+      <w:r>
+        <w:t>    }</w:t>
+      </w:r>
+      <w:proofErr w:type="gramStart"/>
+      <w:r>
+        <w:t>).compile</w:t>
+      </w:r>
+      <w:proofErr w:type="gramEnd"/>
+      <w:r>
+        <w:t>();</w:t>
+      </w:r>
+    </w:p>
+    <w:p>
+      <w:pPr>
+        <w:pStyle w:val="NormalWeb"/>
+      </w:pPr>
+    </w:p>
+    <w:p>
+      <w:pPr>
+        <w:pStyle w:val="NormalWeb"/>
+      </w:pPr>
+      <w:r>
+        <w:t xml:space="preserve">    </w:t>
+      </w:r>
+      <w:proofErr w:type="spellStart"/>
+      <w:r>
+        <w:t>service</w:t>
+      </w:r>
+      <w:proofErr w:type="spellEnd"/>
+      <w:r>
+        <w:t xml:space="preserve"> = </w:t>
+      </w:r>
+      <w:proofErr w:type="spellStart"/>
+      <w:r>
+        <w:t>module.get</w:t>
+      </w:r>
+      <w:proofErr w:type="spellEnd"/>
+      <w:r>
+        <w:t>&lt;</w:t>
+      </w:r>
+      <w:proofErr w:type="spellStart"/>
+      <w:r>
+        <w:t>PacientesService</w:t>
+      </w:r>
+      <w:proofErr w:type="spellEnd"/>
+      <w:r>
+        <w:t>&gt;(</w:t>
+      </w:r>
+      <w:proofErr w:type="spellStart"/>
+      <w:r>
+        <w:t>PacientesService</w:t>
+      </w:r>
+      <w:proofErr w:type="spellEnd"/>
+      <w:r>
+        <w:t>);</w:t>
+      </w:r>
+    </w:p>
+    <w:p>
+      <w:pPr>
+        <w:pStyle w:val="NormalWeb"/>
+      </w:pPr>
+      <w:r>
+        <w:t>  });</w:t>
+      </w:r>
+    </w:p>
+    <w:p>
+      <w:pPr>
+        <w:pStyle w:val="NormalWeb"/>
+      </w:pPr>
+    </w:p>
+    <w:p>
+      <w:pPr>
+        <w:pStyle w:val="NormalWeb"/>
+      </w:pPr>
+      <w:r>
+        <w:t xml:space="preserve">  </w:t>
+      </w:r>
+      <w:proofErr w:type="gramStart"/>
+      <w:r>
+        <w:t>it(</w:t>
+      </w:r>
+      <w:proofErr w:type="gramEnd"/>
+      <w:r>
+        <w:t xml:space="preserve">'deve criar um paciente', </w:t>
+      </w:r>
+      <w:proofErr w:type="spellStart"/>
+      <w:r>
+        <w:t>async</w:t>
+      </w:r>
+      <w:proofErr w:type="spellEnd"/>
+      <w:r>
+        <w:t xml:space="preserve"> () =&gt; {</w:t>
+      </w:r>
+    </w:p>
+    <w:p>
+      <w:pPr>
+        <w:pStyle w:val="NormalWeb"/>
+      </w:pPr>
+      <w:r>
+        <w:t xml:space="preserve">    </w:t>
+      </w:r>
+      <w:proofErr w:type="spellStart"/>
+      <w:r>
+        <w:t>const</w:t>
+      </w:r>
+      <w:proofErr w:type="spellEnd"/>
+      <w:r>
+        <w:t xml:space="preserve"> dados = {</w:t>
+      </w:r>
+    </w:p>
+    <w:p>
+      <w:pPr>
+        <w:pStyle w:val="NormalWeb"/>
+      </w:pPr>
+      <w:r>
+        <w:t>      nome: 'João',</w:t>
+      </w:r>
+    </w:p>
+    <w:p>
+      <w:pPr>
+        <w:pStyle w:val="NormalWeb"/>
+      </w:pPr>
+      <w:r>
+        <w:t xml:space="preserve">      </w:t>
+      </w:r>
+      <w:proofErr w:type="spellStart"/>
+      <w:r>
+        <w:t>email</w:t>
+      </w:r>
+      <w:proofErr w:type="spellEnd"/>
+      <w:r>
+        <w:t>: '</w:t>
+      </w:r>
+      <w:hyperlink r:id="rId14" w:tgtFrame="_blank" w:history="1">
+        <w:r>
+          <w:rPr>
+            <w:rStyle w:val="Hyperlink"/>
+          </w:rPr>
+          <w:t>joao@gmail.com</w:t>
+        </w:r>
+      </w:hyperlink>
+      <w:r>
+        <w:t>',</w:t>
+      </w:r>
+    </w:p>
+    <w:p>
+      <w:pPr>
+        <w:pStyle w:val="NormalWeb"/>
+      </w:pPr>
+      <w:r>
+        <w:t>      telefone: '11999999999',</w:t>
+      </w:r>
+    </w:p>
+    <w:p>
+      <w:pPr>
+        <w:pStyle w:val="NormalWeb"/>
+      </w:pPr>
+      <w:r>
+        <w:t>    };</w:t>
+      </w:r>
+    </w:p>
+    <w:p>
+      <w:pPr>
+        <w:pStyle w:val="NormalWeb"/>
+      </w:pPr>
+    </w:p>
+    <w:p>
+      <w:pPr>
+        <w:pStyle w:val="NormalWeb"/>
+      </w:pPr>
+      <w:r>
+        <w:t xml:space="preserve">    </w:t>
+      </w:r>
+      <w:proofErr w:type="spellStart"/>
+      <w:proofErr w:type="gramStart"/>
+      <w:r>
+        <w:t>prismaMock.paciente.create</w:t>
+      </w:r>
+      <w:proofErr w:type="gramEnd"/>
+      <w:r>
+        <w:t>.mockResolvedValue</w:t>
+      </w:r>
+      <w:proofErr w:type="spellEnd"/>
+      <w:r>
+        <w:t>({</w:t>
+      </w:r>
+    </w:p>
+    <w:p>
+      <w:pPr>
+        <w:pStyle w:val="NormalWeb"/>
+      </w:pPr>
+      <w:r>
+        <w:t>      id: 1,</w:t>
+      </w:r>
+    </w:p>
+    <w:p>
+      <w:pPr>
+        <w:pStyle w:val="NormalWeb"/>
+      </w:pPr>
+      <w:r>
+        <w:t>      ...dados,</w:t>
+      </w:r>
+    </w:p>
+    <w:p>
+      <w:pPr>
+        <w:pStyle w:val="NormalWeb"/>
+      </w:pPr>
+      <w:r>
+        <w:t>    });</w:t>
+      </w:r>
+    </w:p>
+    <w:p>
+      <w:pPr>
+        <w:pStyle w:val="NormalWeb"/>
+      </w:pPr>
+    </w:p>
+    <w:p>
+      <w:pPr>
+        <w:pStyle w:val="NormalWeb"/>
+      </w:pPr>
+      <w:r>
+        <w:t xml:space="preserve">    </w:t>
+      </w:r>
+      <w:proofErr w:type="spellStart"/>
+      <w:r>
+        <w:t>const</w:t>
+      </w:r>
+      <w:proofErr w:type="spellEnd"/>
+      <w:r>
+        <w:t xml:space="preserve"> resultado = </w:t>
+      </w:r>
+      <w:proofErr w:type="spellStart"/>
+      <w:r>
+        <w:t>await</w:t>
+      </w:r>
+      <w:proofErr w:type="spellEnd"/>
+      <w:r>
+        <w:t xml:space="preserve"> </w:t>
+      </w:r>
+      <w:proofErr w:type="spellStart"/>
+      <w:proofErr w:type="gramStart"/>
+      <w:r>
+        <w:t>service.criar</w:t>
+      </w:r>
+      <w:proofErr w:type="spellEnd"/>
+      <w:proofErr w:type="gramEnd"/>
+      <w:r>
+        <w:t>(dados);</w:t>
+      </w:r>
+    </w:p>
+    <w:p>
+      <w:pPr>
+        <w:pStyle w:val="NormalWeb"/>
+      </w:pPr>
+    </w:p>
+    <w:p>
+      <w:pPr>
+        <w:pStyle w:val="NormalWeb"/>
+      </w:pPr>
+      <w:r>
+        <w:t xml:space="preserve">    </w:t>
+      </w:r>
+      <w:proofErr w:type="spellStart"/>
+      <w:r>
+        <w:t>expect</w:t>
+      </w:r>
+      <w:proofErr w:type="spellEnd"/>
+      <w:r>
+        <w:t>(resultado</w:t>
+      </w:r>
+      <w:proofErr w:type="gramStart"/>
+      <w:r>
+        <w:t>).</w:t>
+      </w:r>
+      <w:proofErr w:type="spellStart"/>
+      <w:r>
+        <w:t>toEqual</w:t>
+      </w:r>
+      <w:proofErr w:type="spellEnd"/>
+      <w:proofErr w:type="gramEnd"/>
+      <w:r>
+        <w:t>({</w:t>
+      </w:r>
+    </w:p>
+    <w:p>
+      <w:pPr>
+        <w:pStyle w:val="NormalWeb"/>
+      </w:pPr>
+      <w:r>
+        <w:t>      id: 1,</w:t>
+      </w:r>
+    </w:p>
+    <w:p>
+      <w:pPr>
+        <w:pStyle w:val="NormalWeb"/>
+      </w:pPr>
+      <w:r>
+        <w:t>      ...dados,</w:t>
+      </w:r>
+    </w:p>
+    <w:p>
+      <w:pPr>
+        <w:pStyle w:val="NormalWeb"/>
+      </w:pPr>
+      <w:r>
+        <w:t>    });</w:t>
+      </w:r>
+    </w:p>
+    <w:p>
+      <w:pPr>
+        <w:pStyle w:val="NormalWeb"/>
+      </w:pPr>
+    </w:p>
+    <w:p>
+      <w:pPr>
+        <w:pStyle w:val="NormalWeb"/>
+      </w:pPr>
+      <w:r>
+        <w:t xml:space="preserve">    </w:t>
+      </w:r>
+      <w:proofErr w:type="spellStart"/>
+      <w:proofErr w:type="gramStart"/>
+      <w:r>
+        <w:t>expect</w:t>
+      </w:r>
+      <w:proofErr w:type="spellEnd"/>
+      <w:r>
+        <w:t>(</w:t>
+      </w:r>
+      <w:proofErr w:type="spellStart"/>
+      <w:proofErr w:type="gramEnd"/>
+      <w:r>
+        <w:t>prismaMock.paciente.create</w:t>
+      </w:r>
+      <w:proofErr w:type="spellEnd"/>
+      <w:r>
+        <w:t>).</w:t>
+      </w:r>
+      <w:proofErr w:type="spellStart"/>
+      <w:r>
+        <w:t>toHaveBeenCalledWith</w:t>
+      </w:r>
+      <w:proofErr w:type="spellEnd"/>
+      <w:r>
+        <w:t>({</w:t>
+      </w:r>
+    </w:p>
+    <w:p>
+      <w:pPr>
+        <w:pStyle w:val="NormalWeb"/>
+      </w:pPr>
+      <w:r>
+        <w:t>      data: dados,</w:t>
+      </w:r>
+    </w:p>
+    <w:p>
+      <w:pPr>
+        <w:pStyle w:val="NormalWeb"/>
+      </w:pPr>
+      <w:r>
+        <w:t>    });</w:t>
+      </w:r>
+    </w:p>
+    <w:p>
+      <w:pPr>
+        <w:pStyle w:val="NormalWeb"/>
+      </w:pPr>
+      <w:r>
+        <w:t>  });</w:t>
+      </w:r>
+    </w:p>
+    <w:p>
+      <w:pPr>
+        <w:pStyle w:val="NormalWeb"/>
+      </w:pPr>
+    </w:p>
+    <w:p>
+      <w:pPr>
+        <w:pStyle w:val="NormalWeb"/>
+      </w:pPr>
+      <w:r>
+        <w:t xml:space="preserve">  </w:t>
+      </w:r>
+      <w:proofErr w:type="gramStart"/>
+      <w:r>
+        <w:t>it(</w:t>
+      </w:r>
+      <w:proofErr w:type="gramEnd"/>
+      <w:r>
+        <w:t xml:space="preserve">'deve listar pacientes', </w:t>
+      </w:r>
+      <w:proofErr w:type="spellStart"/>
+      <w:r>
+        <w:t>async</w:t>
+      </w:r>
+      <w:proofErr w:type="spellEnd"/>
+      <w:r>
+        <w:t xml:space="preserve"> () =&gt; {</w:t>
+      </w:r>
+    </w:p>
+    <w:p>
+      <w:pPr>
+        <w:pStyle w:val="NormalWeb"/>
+      </w:pPr>
+      <w:r>
+        <w:t xml:space="preserve">    </w:t>
+      </w:r>
+      <w:proofErr w:type="spellStart"/>
+      <w:r>
+        <w:t>const</w:t>
+      </w:r>
+      <w:proofErr w:type="spellEnd"/>
+      <w:r>
+        <w:t xml:space="preserve"> pacientes = [</w:t>
+      </w:r>
+    </w:p>
+    <w:p>
+      <w:pPr>
+        <w:pStyle w:val="NormalWeb"/>
+      </w:pPr>
+      <w:r>
+        <w:t>      {</w:t>
+      </w:r>
+    </w:p>
+    <w:p>
+      <w:pPr>
+        <w:pStyle w:val="NormalWeb"/>
+      </w:pPr>
+      <w:r>
+        <w:t>        id: 1,</w:t>
+      </w:r>
+    </w:p>
+    <w:p>
+      <w:pPr>
+        <w:pStyle w:val="NormalWeb"/>
+      </w:pPr>
+      <w:r>
+        <w:t>        nome: 'João',</w:t>
+      </w:r>
+    </w:p>
+    <w:p>
+      <w:pPr>
+        <w:pStyle w:val="NormalWeb"/>
+      </w:pPr>
+      <w:r>
+        <w:t xml:space="preserve">        </w:t>
+      </w:r>
+      <w:proofErr w:type="spellStart"/>
+      <w:r>
+        <w:t>email</w:t>
+      </w:r>
+      <w:proofErr w:type="spellEnd"/>
+      <w:r>
+        <w:t>: '</w:t>
+      </w:r>
+      <w:hyperlink r:id="rId15" w:tgtFrame="_blank" w:history="1">
+        <w:r>
+          <w:rPr>
+            <w:rStyle w:val="Hyperlink"/>
+          </w:rPr>
+          <w:t>joao@gmail.com</w:t>
+        </w:r>
+      </w:hyperlink>
+      <w:r>
+        <w:t>',</w:t>
+      </w:r>
+    </w:p>
+    <w:p>
+      <w:pPr>
+        <w:pStyle w:val="NormalWeb"/>
+      </w:pPr>
+      <w:r>
+        <w:t>        telefone: '11999999999',</w:t>
+      </w:r>
+    </w:p>
+    <w:p>
+      <w:pPr>
+        <w:pStyle w:val="NormalWeb"/>
+      </w:pPr>
+      <w:r>
+        <w:t>      },</w:t>
+      </w:r>
+    </w:p>
+    <w:p>
+      <w:pPr>
+        <w:pStyle w:val="NormalWeb"/>
+      </w:pPr>
+      <w:r>
+        <w:t>    ];</w:t>
+      </w:r>
+    </w:p>
+    <w:p>
+      <w:pPr>
+        <w:pStyle w:val="NormalWeb"/>
+      </w:pPr>
+    </w:p>
+    <w:p>
+      <w:pPr>
+        <w:pStyle w:val="NormalWeb"/>
+      </w:pPr>
+      <w:r>
+        <w:t xml:space="preserve">    </w:t>
+      </w:r>
+      <w:proofErr w:type="spellStart"/>
+      <w:proofErr w:type="gramStart"/>
+      <w:r>
+        <w:t>prismaMock.paciente.findMany.mockResolvedValue</w:t>
+      </w:r>
+      <w:proofErr w:type="spellEnd"/>
+      <w:proofErr w:type="gramEnd"/>
+      <w:r>
+        <w:t>(pacientes);</w:t>
+      </w:r>
+    </w:p>
+    <w:p>
+      <w:pPr>
+        <w:pStyle w:val="NormalWeb"/>
+      </w:pPr>
+    </w:p>
+    <w:p>
+      <w:pPr>
+        <w:pStyle w:val="NormalWeb"/>
+      </w:pPr>
+      <w:r>
+        <w:t xml:space="preserve">    </w:t>
+      </w:r>
+      <w:proofErr w:type="spellStart"/>
+      <w:r>
+        <w:t>const</w:t>
+      </w:r>
+      <w:proofErr w:type="spellEnd"/>
+      <w:r>
+        <w:t xml:space="preserve"> resultado = </w:t>
+      </w:r>
+      <w:proofErr w:type="spellStart"/>
+      <w:r>
+        <w:t>await</w:t>
+      </w:r>
+      <w:proofErr w:type="spellEnd"/>
+      <w:r>
+        <w:t xml:space="preserve"> </w:t>
+      </w:r>
+      <w:proofErr w:type="spellStart"/>
+      <w:proofErr w:type="gramStart"/>
+      <w:r>
+        <w:t>service.listar</w:t>
+      </w:r>
+      <w:proofErr w:type="spellEnd"/>
+      <w:proofErr w:type="gramEnd"/>
+      <w:r>
+        <w:t>();</w:t>
+      </w:r>
+    </w:p>
+    <w:p>
+      <w:pPr>
+        <w:pStyle w:val="NormalWeb"/>
+      </w:pPr>
+    </w:p>
+    <w:p>
+      <w:pPr>
+        <w:pStyle w:val="NormalWeb"/>
+      </w:pPr>
+      <w:r>
+        <w:t xml:space="preserve">    </w:t>
+      </w:r>
+      <w:proofErr w:type="spellStart"/>
+      <w:r>
+        <w:t>expect</w:t>
+      </w:r>
+      <w:proofErr w:type="spellEnd"/>
+      <w:r>
+        <w:t>(resultado</w:t>
+      </w:r>
+      <w:proofErr w:type="gramStart"/>
+      <w:r>
+        <w:t>).</w:t>
+      </w:r>
+      <w:proofErr w:type="spellStart"/>
+      <w:r>
+        <w:t>toEqual</w:t>
+      </w:r>
+      <w:proofErr w:type="spellEnd"/>
+      <w:proofErr w:type="gramEnd"/>
+      <w:r>
+        <w:t>(pacientes);</w:t>
+      </w:r>
+    </w:p>
+    <w:p>
+      <w:pPr>
+        <w:pStyle w:val="NormalWeb"/>
+      </w:pPr>
+      <w:r>
+        <w:t xml:space="preserve">    </w:t>
+      </w:r>
+      <w:proofErr w:type="spellStart"/>
+      <w:proofErr w:type="gramStart"/>
+      <w:r>
+        <w:t>expect</w:t>
+      </w:r>
+      <w:proofErr w:type="spellEnd"/>
+      <w:r>
+        <w:t>(</w:t>
+      </w:r>
+      <w:proofErr w:type="spellStart"/>
+      <w:proofErr w:type="gramEnd"/>
+      <w:r>
+        <w:t>prismaMock.paciente.findMany</w:t>
+      </w:r>
+      <w:proofErr w:type="spellEnd"/>
+      <w:r>
+        <w:t>).</w:t>
+      </w:r>
+      <w:proofErr w:type="spellStart"/>
+      <w:r>
+        <w:t>toHaveBeenCalled</w:t>
+      </w:r>
+      <w:proofErr w:type="spellEnd"/>
+      <w:r>
+        <w:t>();</w:t>
+      </w:r>
+    </w:p>
+    <w:p>
+      <w:pPr>
+        <w:pStyle w:val="NormalWeb"/>
+      </w:pPr>
+      <w:r>
+        <w:t>  });</w:t>
+      </w:r>
+    </w:p>
+    <w:p>
+      <w:pPr>
+        <w:pStyle w:val="NormalWeb"/>
+      </w:pPr>
+    </w:p>
+    <w:p>
+      <w:pPr>
+        <w:pStyle w:val="NormalWeb"/>
+      </w:pPr>
+      <w:r>
+        <w:t xml:space="preserve">  </w:t>
+      </w:r>
+      <w:proofErr w:type="gramStart"/>
+      <w:r>
+        <w:t>it(</w:t>
+      </w:r>
+      <w:proofErr w:type="gramEnd"/>
+      <w:r>
+        <w:t xml:space="preserve">'deve atualizar um paciente', </w:t>
+      </w:r>
+      <w:proofErr w:type="spellStart"/>
+      <w:r>
+        <w:t>async</w:t>
+      </w:r>
+      <w:proofErr w:type="spellEnd"/>
+      <w:r>
+        <w:t xml:space="preserve"> () =&gt; {</w:t>
+      </w:r>
+    </w:p>
+    <w:p>
+      <w:pPr>
+        <w:pStyle w:val="NormalWeb"/>
+      </w:pPr>
+      <w:r>
+        <w:t xml:space="preserve">    </w:t>
+      </w:r>
+      <w:proofErr w:type="spellStart"/>
+      <w:r>
+        <w:t>const</w:t>
+      </w:r>
+      <w:proofErr w:type="spellEnd"/>
+      <w:r>
+        <w:t xml:space="preserve"> dados = {</w:t>
+      </w:r>
+    </w:p>
+    <w:p>
+      <w:pPr>
+        <w:pStyle w:val="NormalWeb"/>
+      </w:pPr>
+      <w:r>
+        <w:t>      nome: 'João Atualizado',</w:t>
+      </w:r>
+    </w:p>
+    <w:p>
+      <w:pPr>
+        <w:pStyle w:val="NormalWeb"/>
+      </w:pPr>
+      <w:r>
+        <w:t>    };</w:t>
+      </w:r>
+    </w:p>
+    <w:p>
+      <w:pPr>
+        <w:pStyle w:val="NormalWeb"/>
+      </w:pPr>
+    </w:p>
+    <w:p>
+      <w:pPr>
+        <w:pStyle w:val="NormalWeb"/>
+      </w:pPr>
+      <w:r>
+        <w:t xml:space="preserve">    </w:t>
+      </w:r>
+      <w:proofErr w:type="spellStart"/>
+      <w:proofErr w:type="gramStart"/>
+      <w:r>
+        <w:t>prismaMock.paciente.update</w:t>
+      </w:r>
+      <w:proofErr w:type="gramEnd"/>
+      <w:r>
+        <w:t>.mockResolvedValue</w:t>
+      </w:r>
+      <w:proofErr w:type="spellEnd"/>
+      <w:r>
+        <w:t>({</w:t>
+      </w:r>
+    </w:p>
+    <w:p>
+      <w:pPr>
+        <w:pStyle w:val="NormalWeb"/>
+      </w:pPr>
+      <w:r>
+        <w:t>      id: 1,</w:t>
+      </w:r>
+    </w:p>
+    <w:p>
+      <w:pPr>
+        <w:pStyle w:val="NormalWeb"/>
+      </w:pPr>
+      <w:r>
+        <w:t>      nome: 'João Atualizado',</w:t>
+      </w:r>
+    </w:p>
+    <w:p>
+      <w:pPr>
+        <w:pStyle w:val="NormalWeb"/>
+      </w:pPr>
+      <w:r>
+        <w:t xml:space="preserve">      </w:t>
+      </w:r>
+      <w:proofErr w:type="spellStart"/>
+      <w:r>
+        <w:t>email</w:t>
+      </w:r>
+      <w:proofErr w:type="spellEnd"/>
+      <w:r>
+        <w:t>: '</w:t>
+      </w:r>
+      <w:hyperlink r:id="rId16" w:tgtFrame="_blank" w:history="1">
+        <w:r>
+          <w:rPr>
+            <w:rStyle w:val="Hyperlink"/>
+          </w:rPr>
+          <w:t>joao@gmail.com</w:t>
+        </w:r>
+      </w:hyperlink>
+      <w:r>
+        <w:t>',</w:t>
+      </w:r>
+    </w:p>
+    <w:p>
+      <w:pPr>
+        <w:pStyle w:val="NormalWeb"/>
+      </w:pPr>
+      <w:r>
+        <w:t>      telefone: '11999999999',</w:t>
+      </w:r>
+    </w:p>
+    <w:p>
+      <w:pPr>
+        <w:pStyle w:val="NormalWeb"/>
+      </w:pPr>
+      <w:r>
+        <w:t>    });</w:t>
+      </w:r>
+    </w:p>
+    <w:p>
+      <w:pPr>
+        <w:pStyle w:val="NormalWeb"/>
+      </w:pPr>
+    </w:p>
+    <w:p>
+      <w:pPr>
+        <w:pStyle w:val="NormalWeb"/>
+      </w:pPr>
+      <w:r>
+        <w:t xml:space="preserve">    </w:t>
+      </w:r>
+      <w:proofErr w:type="spellStart"/>
+      <w:r>
+        <w:t>const</w:t>
+      </w:r>
+      <w:proofErr w:type="spellEnd"/>
+      <w:r>
+        <w:t xml:space="preserve"> resultado = </w:t>
+      </w:r>
+      <w:proofErr w:type="spellStart"/>
+      <w:r>
+        <w:t>await</w:t>
+      </w:r>
+      <w:proofErr w:type="spellEnd"/>
+      <w:r>
+        <w:t xml:space="preserve"> </w:t>
+      </w:r>
+      <w:proofErr w:type="spellStart"/>
+      <w:proofErr w:type="gramStart"/>
+      <w:r>
+        <w:t>service.atualizar</w:t>
+      </w:r>
+      <w:proofErr w:type="spellEnd"/>
+      <w:proofErr w:type="gramEnd"/>
+      <w:r>
+        <w:t>(1, dados);</w:t>
+      </w:r>
+    </w:p>
+    <w:p>
+      <w:pPr>
+        <w:pStyle w:val="NormalWeb"/>
+      </w:pPr>
+    </w:p>
+    <w:p>
+      <w:pPr>
+        <w:pStyle w:val="NormalWeb"/>
+      </w:pPr>
+      <w:r>
+        <w:t xml:space="preserve">    </w:t>
+      </w:r>
+      <w:proofErr w:type="spellStart"/>
+      <w:r>
+        <w:t>expect</w:t>
+      </w:r>
+      <w:proofErr w:type="spellEnd"/>
+      <w:r>
+        <w:t>(</w:t>
+      </w:r>
+      <w:proofErr w:type="spellStart"/>
+      <w:proofErr w:type="gramStart"/>
+      <w:r>
+        <w:t>resultado.nome</w:t>
+      </w:r>
+      <w:proofErr w:type="spellEnd"/>
+      <w:proofErr w:type="gramEnd"/>
+      <w:r>
+        <w:t>).</w:t>
+      </w:r>
+      <w:proofErr w:type="spellStart"/>
+      <w:r>
+        <w:t>toBe</w:t>
+      </w:r>
+      <w:proofErr w:type="spellEnd"/>
+      <w:r>
+        <w:t>('João Atualizado');</w:t>
+      </w:r>
+    </w:p>
+    <w:p>
+      <w:pPr>
+        <w:pStyle w:val="NormalWeb"/>
+      </w:pPr>
+    </w:p>
+    <w:p>
+      <w:pPr>
+        <w:pStyle w:val="NormalWeb"/>
+      </w:pPr>
+      <w:r>
+        <w:t xml:space="preserve">    </w:t>
+      </w:r>
+      <w:proofErr w:type="spellStart"/>
+      <w:proofErr w:type="gramStart"/>
+      <w:r>
+        <w:t>expect</w:t>
+      </w:r>
+      <w:proofErr w:type="spellEnd"/>
+      <w:r>
+        <w:t>(</w:t>
+      </w:r>
+      <w:proofErr w:type="spellStart"/>
+      <w:proofErr w:type="gramEnd"/>
+      <w:r>
+        <w:t>prismaMock.paciente.update</w:t>
+      </w:r>
+      <w:proofErr w:type="spellEnd"/>
+      <w:r>
+        <w:t>).</w:t>
+      </w:r>
+      <w:proofErr w:type="spellStart"/>
+      <w:r>
+        <w:t>toHaveBeenCalledWith</w:t>
+      </w:r>
+      <w:proofErr w:type="spellEnd"/>
+      <w:r>
+        <w:t>({</w:t>
+      </w:r>
+    </w:p>
+    <w:p>
+      <w:pPr>
+        <w:pStyle w:val="NormalWeb"/>
+      </w:pPr>
+      <w:r>
+        <w:lastRenderedPageBreak/>
+        <w:t xml:space="preserve">      </w:t>
+      </w:r>
+      <w:proofErr w:type="spellStart"/>
+      <w:r>
+        <w:t>where</w:t>
+      </w:r>
+      <w:proofErr w:type="spellEnd"/>
+      <w:r>
+        <w:t xml:space="preserve">: </w:t>
+      </w:r>
+      <w:proofErr w:type="gramStart"/>
+      <w:r>
+        <w:t>{ id</w:t>
+      </w:r>
+      <w:proofErr w:type="gramEnd"/>
+      <w:r>
+        <w:t>: 1 },</w:t>
+      </w:r>
+    </w:p>
+    <w:p>
+      <w:pPr>
+        <w:pStyle w:val="NormalWeb"/>
+      </w:pPr>
+      <w:r>
+        <w:t>      data: dados,</w:t>
+      </w:r>
+    </w:p>
+    <w:p>
+      <w:pPr>
+        <w:pStyle w:val="NormalWeb"/>
+      </w:pPr>
+      <w:r>
+        <w:t>    });</w:t>
+      </w:r>
+    </w:p>
+    <w:p>
+      <w:pPr>
+        <w:pStyle w:val="NormalWeb"/>
+      </w:pPr>
+      <w:r>
+        <w:t>  });</w:t>
+      </w:r>
+    </w:p>
+    <w:p>
+      <w:pPr>
+        <w:pStyle w:val="NormalWeb"/>
+      </w:pPr>
+    </w:p>
+    <w:p>
+      <w:pPr>
+        <w:pStyle w:val="NormalWeb"/>
+      </w:pPr>
+      <w:r>
+        <w:t xml:space="preserve">  </w:t>
+      </w:r>
+      <w:proofErr w:type="gramStart"/>
+      <w:r>
+        <w:t>it(</w:t>
+      </w:r>
+      <w:proofErr w:type="gramEnd"/>
+      <w:r>
+        <w:t xml:space="preserve">'deve remover um paciente', </w:t>
+      </w:r>
+      <w:proofErr w:type="spellStart"/>
+      <w:r>
+        <w:t>async</w:t>
+      </w:r>
+      <w:proofErr w:type="spellEnd"/>
+      <w:r>
+        <w:t xml:space="preserve"> () =&gt; {</w:t>
+      </w:r>
+    </w:p>
+    <w:p>
+      <w:pPr>
+        <w:pStyle w:val="NormalWeb"/>
+      </w:pPr>
+      <w:r>
+        <w:t xml:space="preserve">    </w:t>
+      </w:r>
+      <w:proofErr w:type="spellStart"/>
+      <w:proofErr w:type="gramStart"/>
+      <w:r>
+        <w:t>prismaMock.paciente.delete</w:t>
+      </w:r>
+      <w:proofErr w:type="gramEnd"/>
+      <w:r>
+        <w:t>.mockResolvedValue</w:t>
+      </w:r>
+      <w:proofErr w:type="spellEnd"/>
+      <w:r>
+        <w:t>({</w:t>
+      </w:r>
+    </w:p>
+    <w:p>
+      <w:pPr>
+        <w:pStyle w:val="NormalWeb"/>
+      </w:pPr>
+      <w:r>
+        <w:t>      id: 1,</w:t>
+      </w:r>
+    </w:p>
+    <w:p>
+      <w:pPr>
+        <w:pStyle w:val="NormalWeb"/>
+      </w:pPr>
+      <w:r>
+        <w:t>      nome: 'João',</w:t>
+      </w:r>
+    </w:p>
+    <w:p>
+      <w:pPr>
+        <w:pStyle w:val="NormalWeb"/>
+      </w:pPr>
+      <w:r>
+        <w:t xml:space="preserve">      </w:t>
+      </w:r>
+      <w:proofErr w:type="spellStart"/>
+      <w:r>
+        <w:t>email</w:t>
+      </w:r>
+      <w:proofErr w:type="spellEnd"/>
+      <w:r>
+        <w:t>: '</w:t>
+      </w:r>
+      <w:hyperlink r:id="rId17" w:tgtFrame="_blank" w:history="1">
+        <w:r>
+          <w:rPr>
+            <w:rStyle w:val="Hyperlink"/>
+          </w:rPr>
+          <w:t>joao@gmail.com</w:t>
+        </w:r>
+      </w:hyperlink>
+      <w:r>
+        <w:t>',</w:t>
+      </w:r>
+    </w:p>
+    <w:p>
+      <w:pPr>
+        <w:pStyle w:val="NormalWeb"/>
+      </w:pPr>
+      <w:r>
+        <w:t>      telefone: '11999999999',</w:t>
+      </w:r>
+    </w:p>
+    <w:p>
+      <w:pPr>
+        <w:pStyle w:val="NormalWeb"/>
+      </w:pPr>
+      <w:r>
+        <w:t>    });</w:t>
+      </w:r>
+    </w:p>
+    <w:p>
+      <w:pPr>
+        <w:pStyle w:val="NormalWeb"/>
+      </w:pPr>
+    </w:p>
+    <w:p>
+      <w:pPr>
+        <w:pStyle w:val="NormalWeb"/>
+      </w:pPr>
+      <w:r>
+        <w:t xml:space="preserve">    </w:t>
+      </w:r>
+      <w:proofErr w:type="spellStart"/>
+      <w:r>
+        <w:t>const</w:t>
+      </w:r>
+      <w:proofErr w:type="spellEnd"/>
+      <w:r>
+        <w:t xml:space="preserve"> resultado = </w:t>
+      </w:r>
+      <w:proofErr w:type="spellStart"/>
+      <w:r>
+        <w:t>await</w:t>
+      </w:r>
+      <w:proofErr w:type="spellEnd"/>
+      <w:r>
+        <w:t xml:space="preserve"> </w:t>
+      </w:r>
+      <w:proofErr w:type="spellStart"/>
+      <w:proofErr w:type="gramStart"/>
+      <w:r>
+        <w:t>service.remover</w:t>
+      </w:r>
+      <w:proofErr w:type="spellEnd"/>
+      <w:proofErr w:type="gramEnd"/>
+      <w:r>
+        <w:t>(1);</w:t>
+      </w:r>
+    </w:p>
+    <w:p>
+      <w:pPr>
+        <w:pStyle w:val="NormalWeb"/>
+      </w:pPr>
+    </w:p>
+    <w:p>
+      <w:pPr>
+        <w:pStyle w:val="NormalWeb"/>
+      </w:pPr>
+      <w:r>
+        <w:t xml:space="preserve">    </w:t>
+      </w:r>
+      <w:proofErr w:type="spellStart"/>
+      <w:r>
+        <w:t>expect</w:t>
+      </w:r>
+      <w:proofErr w:type="spellEnd"/>
+      <w:r>
+        <w:t>(</w:t>
+      </w:r>
+      <w:hyperlink r:id="rId18" w:tgtFrame="_blank" w:history="1">
+        <w:r>
+          <w:rPr>
+            <w:rStyle w:val="Hyperlink"/>
+          </w:rPr>
+          <w:t>resultado.id</w:t>
+        </w:r>
+      </w:hyperlink>
+      <w:proofErr w:type="gramStart"/>
+      <w:r>
+        <w:t>).</w:t>
+      </w:r>
+      <w:proofErr w:type="spellStart"/>
+      <w:r>
+        <w:t>toBe</w:t>
+      </w:r>
+      <w:proofErr w:type="spellEnd"/>
+      <w:proofErr w:type="gramEnd"/>
+      <w:r>
+        <w:t>(1);</w:t>
+      </w:r>
+    </w:p>
+    <w:p>
+      <w:pPr>
+        <w:pStyle w:val="NormalWeb"/>
+      </w:pPr>
+    </w:p>
+    <w:p>
+      <w:pPr>
+        <w:pStyle w:val="NormalWeb"/>
+      </w:pPr>
+      <w:r>
+        <w:t xml:space="preserve">    </w:t>
+      </w:r>
+      <w:proofErr w:type="spellStart"/>
+      <w:proofErr w:type="gramStart"/>
+      <w:r>
+        <w:t>expect</w:t>
+      </w:r>
+      <w:proofErr w:type="spellEnd"/>
+      <w:r>
+        <w:t>(</w:t>
+      </w:r>
+      <w:proofErr w:type="spellStart"/>
+      <w:proofErr w:type="gramEnd"/>
+      <w:r>
+        <w:t>prismaMock.paciente.delete</w:t>
+      </w:r>
+      <w:proofErr w:type="spellEnd"/>
+      <w:r>
+        <w:t>).</w:t>
+      </w:r>
+      <w:proofErr w:type="spellStart"/>
+      <w:r>
+        <w:t>toHaveBeenCalledWith</w:t>
+      </w:r>
+      <w:proofErr w:type="spellEnd"/>
+      <w:r>
+        <w:t>({</w:t>
+      </w:r>
+    </w:p>
+    <w:p>
+      <w:pPr>
+        <w:pStyle w:val="NormalWeb"/>
+      </w:pPr>
+      <w:r>
+        <w:t xml:space="preserve">      </w:t>
+      </w:r>
+      <w:proofErr w:type="spellStart"/>
+      <w:r>
+        <w:t>where</w:t>
+      </w:r>
+      <w:proofErr w:type="spellEnd"/>
+      <w:r>
+        <w:t xml:space="preserve">: </w:t>
+      </w:r>
+      <w:proofErr w:type="gramStart"/>
+      <w:r>
+        <w:t>{ id</w:t>
+      </w:r>
+      <w:proofErr w:type="gramEnd"/>
+      <w:r>
+        <w:t>: 1 },</w:t>
+      </w:r>
+    </w:p>
+    <w:p>
+      <w:pPr>
+        <w:pStyle w:val="NormalWeb"/>
+      </w:pPr>
+      <w:r>
+        <w:t>    });</w:t>
+      </w:r>
+    </w:p>
+    <w:p>
+      <w:pPr>
+        <w:pStyle w:val="NormalWeb"/>
+      </w:pPr>
+      <w:r>
+        <w:t>  });</w:t>
+      </w:r>
+    </w:p>
+    <w:p>
+      <w:pPr>
+        <w:pStyle w:val="NormalWeb"/>
+      </w:pPr>
+      <w:r>
+        <w:t>});</w:t>
+      </w:r>
+    </w:p>
+    <w:p>
+      <w:pPr>
+        <w:pStyle w:val="NormalWeb"/>
+      </w:pPr>
+    </w:p>
+    <w:p>
       <w:r>
         <w:pict w14:anchorId="792F2266">
           <v:rect id="_x0000_i1027" style="width:0;height:1.5pt" o:hralign="center" o:hrstd="t" o:hr="t" fillcolor="#a0a0a0" stroked="f"/>
@@ -3096,6 +4856,7 @@
         <w:pStyle w:val="Ttulo1"/>
       </w:pPr>
       <w:r>
+        <w:lastRenderedPageBreak/>
         <w:t>Testes Implementados</w:t>
       </w:r>
     </w:p>
@@ -3131,6 +4892,7 @@
         </w:rPr>
       </w:pPr>
       <w:proofErr w:type="spellStart"/>
+      <w:proofErr w:type="gramStart"/>
       <w:r>
         <w:rPr>
           <w:rStyle w:val="CdigoHTML"/>
@@ -3138,12 +4900,29 @@
         <w:t>service.criar</w:t>
       </w:r>
       <w:proofErr w:type="spellEnd"/>
+      <w:proofErr w:type="gramEnd"/>
       <w:r>
         <w:rPr>
           <w:rStyle w:val="CdigoHTML"/>
         </w:rPr>
         <w:t>(dados)</w:t>
       </w:r>
+    </w:p>
+    <w:p>
+      <w:pPr>
+        <w:pStyle w:val="Pr-formataoHTML"/>
+        <w:rPr>
+          <w:rStyle w:val="CdigoHTML"/>
+        </w:rPr>
+      </w:pPr>
+    </w:p>
+    <w:p>
+      <w:pPr>
+        <w:pStyle w:val="Pr-formataoHTML"/>
+        <w:rPr>
+          <w:rStyle w:val="CdigoHTML"/>
+        </w:rPr>
+      </w:pPr>
     </w:p>
     <w:p>
       <w:r>
@@ -3294,7 +5073,6 @@
         <w:rPr>
           <w:rStyle w:val="CdigoHTML"/>
         </w:rPr>
-        <w:lastRenderedPageBreak/>
         <w:t>service.remover</w:t>
       </w:r>
       <w:proofErr w:type="spellEnd"/>
@@ -3370,6 +5148,7 @@
         <w:pStyle w:val="Ttulo1"/>
       </w:pPr>
       <w:r>
+        <w:lastRenderedPageBreak/>
         <w:t>Execução dos Testes</w:t>
       </w:r>
     </w:p>
@@ -3655,7 +5434,7 @@
                     <pic:cNvPicPr/>
                   </pic:nvPicPr>
                   <pic:blipFill>
-                    <a:blip r:embed="rId14"/>
+                    <a:blip r:embed="rId19"/>
                     <a:stretch>
                       <a:fillRect/>
                     </a:stretch>
@@ -3770,6 +5549,7 @@
         <w:pStyle w:val="NormalWeb"/>
       </w:pPr>
       <w:r>
+        <w:lastRenderedPageBreak/>
         <w:t>O objetivo dos testes foi validar a comunicação entre:</w:t>
       </w:r>
     </w:p>
@@ -4083,7 +5863,6 @@
         </w:numPr>
       </w:pPr>
       <w:r>
-        <w:lastRenderedPageBreak/>
         <w:t xml:space="preserve">o </w:t>
       </w:r>
       <w:proofErr w:type="spellStart"/>
@@ -4184,6 +5963,7 @@
         <w:pStyle w:val="Ttulo1"/>
       </w:pPr>
       <w:r>
+        <w:lastRenderedPageBreak/>
         <w:t>Teste de Integração — Atualização de Paciente (PUT)</w:t>
       </w:r>
     </w:p>
@@ -4454,7 +6234,7 @@
                     </pic:cNvPicPr>
                   </pic:nvPicPr>
                   <pic:blipFill>
-                    <a:blip r:embed="rId15" cstate="print">
+                    <a:blip r:embed="rId20" cstate="print">
                       <a:extLst>
                         <a:ext uri="{28A0092B-C50C-407E-A947-70E740481C1C}">
                           <a14:useLocalDpi xmlns:a14="http://schemas.microsoft.com/office/drawing/2010/main" val="0"/>
@@ -4522,7 +6302,7 @@
                     </pic:cNvPicPr>
                   </pic:nvPicPr>
                   <pic:blipFill>
-                    <a:blip r:embed="rId16" cstate="print">
+                    <a:blip r:embed="rId21" cstate="print">
                       <a:extLst>
                         <a:ext uri="{28A0092B-C50C-407E-A947-70E740481C1C}">
                           <a14:useLocalDpi xmlns:a14="http://schemas.microsoft.com/office/drawing/2010/main" val="0"/>
@@ -5617,7 +7397,7 @@
                     <pic:cNvPicPr/>
                   </pic:nvPicPr>
                   <pic:blipFill>
-                    <a:blip r:embed="rId17"/>
+                    <a:blip r:embed="rId22"/>
                     <a:stretch>
                       <a:fillRect/>
                     </a:stretch>
@@ -5769,7 +7549,7 @@
       </w:pPr>
     </w:p>
     <w:sectPr>
-      <w:headerReference w:type="default" r:id="rId18"/>
+      <w:headerReference w:type="default" r:id="rId23"/>
       <w:pgSz w:w="11906" w:h="16838"/>
       <w:pgMar w:top="1985" w:right="991" w:bottom="1560" w:left="1701" w:header="708" w:footer="708" w:gutter="0"/>
       <w:cols w:space="708"/>
@@ -10919,7 +12699,6 @@
   <w:style w:type="character" w:default="1" w:styleId="Fontepargpadro">
     <w:name w:val="Default Paragraph Font"/>
     <w:uiPriority w:val="1"/>
-    <w:semiHidden/>
     <w:unhideWhenUsed/>
   </w:style>
   <w:style w:type="table" w:default="1" w:styleId="Tabelanormal">
@@ -11509,10 +13288,6 @@
 </file>
 
 <file path=customXml/item1.xml><?xml version="1.0" encoding="utf-8"?>
-<b:Sources xmlns:b="http://schemas.openxmlformats.org/officeDocument/2006/bibliography" xmlns="http://schemas.openxmlformats.org/officeDocument/2006/bibliography" SelectedStyle="\APASixthEditionOfficeOnline.xsl" StyleName="APA" Version="6"/>
-</file>
-
-<file path=customXml/item2.xml><?xml version="1.0" encoding="utf-8"?>
 <ct:contentTypeSchema xmlns:ct="http://schemas.microsoft.com/office/2006/metadata/contentType" xmlns:ma="http://schemas.microsoft.com/office/2006/metadata/properties/metaAttributes" ct:_="" ma:_="" ma:contentTypeName="Documento" ma:contentTypeID="0x01010045364877AF745B4281652B53F43C594A" ma:contentTypeVersion="15" ma:contentTypeDescription="Crie um novo documento." ma:contentTypeScope="" ma:versionID="440a6fbbcbce65e3f8e2bed610644788">
   <xsd:schema xmlns:xsd="http://www.w3.org/2001/XMLSchema" xmlns:xs="http://www.w3.org/2001/XMLSchema" xmlns:p="http://schemas.microsoft.com/office/2006/metadata/properties" xmlns:ns2="1d2798d9-1030-4cc5-be7b-200f9e628651" xmlns:ns3="8ca2a57e-8138-4b57-956a-eb6e2c7049cc" targetNamespace="http://schemas.microsoft.com/office/2006/metadata/properties" ma:root="true" ma:fieldsID="3ff20d9b6411658b7762fa2c08d7e1af" ns2:_="" ns3:_="">
     <xsd:import namespace="1d2798d9-1030-4cc5-be7b-200f9e628651"/>
@@ -11747,7 +13522,20 @@
 </ct:contentTypeSchema>
 </file>
 
+<file path=customXml/item2.xml><?xml version="1.0" encoding="utf-8"?>
+<b:Sources xmlns:b="http://schemas.openxmlformats.org/officeDocument/2006/bibliography" xmlns="http://schemas.openxmlformats.org/officeDocument/2006/bibliography" SelectedStyle="\APASixthEditionOfficeOnline.xsl" StyleName="APA" Version="6"/>
+</file>
+
 <file path=customXml/item3.xml><?xml version="1.0" encoding="utf-8"?>
+<?mso-contentType ?>
+<FormTemplates xmlns="http://schemas.microsoft.com/sharepoint/v3/contenttype/forms">
+  <Display>DocumentLibraryForm</Display>
+  <Edit>DocumentLibraryForm</Edit>
+  <New>DocumentLibraryForm</New>
+</FormTemplates>
+</file>
+
+<file path=customXml/item4.xml><?xml version="1.0" encoding="utf-8"?>
 <p:properties xmlns:p="http://schemas.microsoft.com/office/2006/metadata/properties" xmlns:xsi="http://www.w3.org/2001/XMLSchema-instance" xmlns:pc="http://schemas.microsoft.com/office/infopath/2007/PartnerControls">
   <documentManagement>
     <lcf76f155ced4ddcb4097134ff3c332f xmlns="8ca2a57e-8138-4b57-956a-eb6e2c7049cc">
@@ -11758,24 +13546,7 @@
 </p:properties>
 </file>
 
-<file path=customXml/item4.xml><?xml version="1.0" encoding="utf-8"?>
-<?mso-contentType ?>
-<FormTemplates xmlns="http://schemas.microsoft.com/sharepoint/v3/contenttype/forms">
-  <Display>DocumentLibraryForm</Display>
-  <Edit>DocumentLibraryForm</Edit>
-  <New>DocumentLibraryForm</New>
-</FormTemplates>
-</file>
-
 <file path=customXml/itemProps1.xml><?xml version="1.0" encoding="utf-8"?>
-<ds:datastoreItem xmlns:ds="http://schemas.openxmlformats.org/officeDocument/2006/customXml" ds:itemID="{D74D4F9E-7E98-4088-9A28-588BCBD1A763}">
-  <ds:schemaRefs>
-    <ds:schemaRef ds:uri="http://schemas.openxmlformats.org/officeDocument/2006/bibliography"/>
-  </ds:schemaRefs>
-</ds:datastoreItem>
-</file>
-
-<file path=customXml/itemProps2.xml><?xml version="1.0" encoding="utf-8"?>
 <ds:datastoreItem xmlns:ds="http://schemas.openxmlformats.org/officeDocument/2006/customXml" ds:itemID="{5C49EB71-DCC6-4AD6-B283-AD28F75E5568}">
   <ds:schemaRefs>
     <ds:schemaRef ds:uri="http://schemas.microsoft.com/office/2006/metadata/contentType"/>
@@ -11794,7 +13565,23 @@
 </ds:datastoreItem>
 </file>
 
+<file path=customXml/itemProps2.xml><?xml version="1.0" encoding="utf-8"?>
+<ds:datastoreItem xmlns:ds="http://schemas.openxmlformats.org/officeDocument/2006/customXml" ds:itemID="{D74D4F9E-7E98-4088-9A28-588BCBD1A763}">
+  <ds:schemaRefs>
+    <ds:schemaRef ds:uri="http://schemas.openxmlformats.org/officeDocument/2006/bibliography"/>
+  </ds:schemaRefs>
+</ds:datastoreItem>
+</file>
+
 <file path=customXml/itemProps3.xml><?xml version="1.0" encoding="utf-8"?>
+<ds:datastoreItem xmlns:ds="http://schemas.openxmlformats.org/officeDocument/2006/customXml" ds:itemID="{6C7D064E-B9B1-4DD1-96C1-B59BEDBDE508}">
+  <ds:schemaRefs>
+    <ds:schemaRef ds:uri="http://schemas.microsoft.com/sharepoint/v3/contenttype/forms"/>
+  </ds:schemaRefs>
+</ds:datastoreItem>
+</file>
+
+<file path=customXml/itemProps4.xml><?xml version="1.0" encoding="utf-8"?>
 <ds:datastoreItem xmlns:ds="http://schemas.openxmlformats.org/officeDocument/2006/customXml" ds:itemID="{DEC3F211-A3ED-4D74-812F-955FD328EBB9}">
   <ds:schemaRefs>
     <ds:schemaRef ds:uri="http://schemas.microsoft.com/office/2006/metadata/properties"/>
@@ -11803,12 +13590,4 @@
     <ds:schemaRef ds:uri="1d2798d9-1030-4cc5-be7b-200f9e628651"/>
   </ds:schemaRefs>
 </ds:datastoreItem>
-</file>
-
-<file path=customXml/itemProps4.xml><?xml version="1.0" encoding="utf-8"?>
-<ds:datastoreItem xmlns:ds="http://schemas.openxmlformats.org/officeDocument/2006/customXml" ds:itemID="{6C7D064E-B9B1-4DD1-96C1-B59BEDBDE508}">
-  <ds:schemaRefs>
-    <ds:schemaRef ds:uri="http://schemas.microsoft.com/sharepoint/v3/contenttype/forms"/>
-  </ds:schemaRefs>
-</ds:datastoreItem>
 </file>